--- a/docs/CI_COVER_LETTER.docx
+++ b/docs/CI_COVER_LETTER.docx
@@ -190,7 +190,7 @@
           <w:rFonts w:ascii="Times New Roman" w:hAnsi="Times New Roman"/>
           <w:sz w:val="22"/>
         </w:rPr>
-        <w:t>Full-sample (N=101) paired McNemar tests prove quantization invariance (4-bit NF4 vs. uncompressed FP16 exhibit overlapping CIs, p=0.804 on Llama-3.1-8B), while demonstrating that aggressive system prompt hardening leaves 16.83% residual leakage and imposes an unacceptable 1.67% over-refusal penalty on legitimate user traffic.</w:t>
+        <w:t>Full-sample (N=101) paired McNemar tests prove quantization invariance (4-bit NF4 vs. uncompressed FP16 exhibit overlapping CIs, p=0.804 on Llama-3.1-8B), while demonstrating that aggressive system prompt hardening leaves 16.83% residual leakage and imposes an unacceptable 1.67% benign canary leakage on legitimate user traffic.</w:t>
       </w:r>
     </w:p>
     <w:p>
@@ -282,14 +282,14 @@
         <w:br/>
         <w:t>Email: mustafacaliskan@ogr.mehmetakif.edu.tr</w:t>
         <w:br/>
-        <w:t>ORCID: 0009-0004-9407-7424</w:t>
+        <w:t>ORCID: 0009-0004-3861-7628</w:t>
         <w:br/>
         <w:br/>
         <w:t>On behalf of:</w:t>
         <w:br/>
         <w:t>Prof. Dr. Ali Hakan IŞIK (Co-Author &amp; Academic Advisor)</w:t>
         <w:br/>
-        <w:t>Email: hisik@mehmetakif.edu.tr | ORCID: 0000-0001-8473-7717</w:t>
+        <w:t>Email: hisik@mehmetakif.edu.tr | ORCID: 0000-0003-3561-9375</w:t>
       </w:r>
     </w:p>
     <w:sectPr>

--- a/docs/CI_COVER_LETTER.docx
+++ b/docs/CI_COVER_LETTER.docx
@@ -190,7 +190,7 @@
           <w:rFonts w:ascii="Times New Roman" w:hAnsi="Times New Roman"/>
           <w:sz w:val="22"/>
         </w:rPr>
-        <w:t>Full-sample (N=101) paired McNemar tests prove quantization invariance (4-bit NF4 vs. uncompressed FP16 exhibit overlapping CIs, p=0.804 on Llama-3.1-8B), while demonstrating that aggressive system prompt hardening leaves 16.83% residual leakage and imposes an unacceptable 1.67% benign canary leakage on legitimate user traffic.</w:t>
+        <w:t>Full-sample (N=101) paired McNemar tests prove the absence of a statistically significant quantization effect (4-bit NF4 vs. uncompressed FP16 exhibit overlapping CIs, p=0.804 on Llama-3.1-8B), while demonstrating that aggressive system prompt hardening leaves 16.83% residual leakage and imposes an unacceptable 1.67% benign canary leakage on legitimate user traffic.</w:t>
       </w:r>
     </w:p>
     <w:p>
@@ -280,7 +280,7 @@
         <w:br/>
         <w:t>15030 Burdur, Türkiye</w:t>
         <w:br/>
-        <w:t>Email: mustafacaliskan@ogr.mehmetakif.edu.tr</w:t>
+        <w:t>Email: 2211404051@ogr.mehmetakif.edu.tr</w:t>
         <w:br/>
         <w:t>ORCID: 0009-0004-3861-7628</w:t>
         <w:br/>
@@ -289,7 +289,7 @@
         <w:br/>
         <w:t>Prof. Dr. Ali Hakan IŞIK (Co-Author &amp; Academic Advisor)</w:t>
         <w:br/>
-        <w:t>Email: hisik@mehmetakif.edu.tr | ORCID: 0000-0003-3561-9375</w:t>
+        <w:t>Email: ahkan@mehmetakif.edu.tr | ORCID: 0000-0003-3561-9375</w:t>
       </w:r>
     </w:p>
     <w:sectPr>

--- a/docs/CI_COVER_LETTER.docx
+++ b/docs/CI_COVER_LETTER.docx
@@ -85,6 +85,19 @@
           <w:rFonts w:ascii="Times New Roman" w:hAnsi="Times New Roman"/>
           <w:sz w:val="22"/>
         </w:rPr>
+        <w:t>In this paper we show that locally deployed and API-served LLMs disclose secrets embedded in their system prompts, that a non-trivial share of this disclosure occurs only in the reasoning channel and is therefore invisible to output-only inspection, and that a four-layer peripheral gateway removes the leak without touching the model. This is significant because enterprises increasingly delegate operational credentials to LLM assistants while measuring safety on the final response alone.</w:t>
+      </w:r>
+    </w:p>
+    <w:p>
+      <w:pPr>
+        <w:spacing w:line="276" w:lineRule="auto" w:after="120" w:before="0"/>
+        <w:jc w:val="both"/>
+      </w:pPr>
+      <w:r>
+        <w:rPr>
+          <w:rFonts w:ascii="Times New Roman" w:hAnsi="Times New Roman"/>
+          <w:sz w:val="22"/>
+        </w:rPr>
         <w:t>As Large Language Models (LLMs) are rapidly integrated into production environments—such as autonomous workflow agents and retrieval-augmented generation (RAG)—securing natural language interfaces against prompt injection, jailbreaking, and confidential data exfiltration has become a pressing software engineering challenge. Existing commercial and academic guardrails remain predominantly English-centric, fail to address sophisticated non-Latin and steganographic evasion vectors, and exhibit significant performance collapse on non-translated low-resource queries. Furthermore, our audit of conventional out-of-distribution (OOD) benchmarks revealed a pervasive 76.9% source-level overlap with training corpora, artificially inflating reported safety figures.</w:t>
       </w:r>
     </w:p>
@@ -106,7 +119,7 @@
           <w:rFonts w:ascii="Times New Roman" w:hAnsi="Times New Roman"/>
           <w:sz w:val="22"/>
         </w:rPr>
-        <w:t>In this work, we propose NeuralShield, a production-grade, four-layer application security gateway (L0 Structural Normalizer, L1 Sub-millisecond Deterministic Regex, L2 12-Language mmBERT-base Transformer Classifier, and L3 Egress DLP Masker governed by an adaptive OR-Gate). NeuralShield runs entirely on commodity dual-thread CPU hardware with a median latency of ~50.6 ms (FP32 ONNX runtime), delivering high throughput without requiring expensive GPU infrastructure. Key scientific highlights include:</w:t>
+        <w:t>In this work, we propose NeuralShield, a four-layer application security gateway (L0 Structural Normalizer, L1 Sub-millisecond Deterministic Regex, L2 12-Language mmBERT-base Transformer Classifier, and L3 Egress DLP Masker governed by an adaptive OR-Gate). NeuralShield runs entirely on commodity dual-thread CPU hardware with a median latency of ~50.6 ms (FP32 ONNX runtime), delivering high throughput without requiring expensive GPU infrastructure. Key scientific highlights include:</w:t>
       </w:r>
     </w:p>
     <w:p>
@@ -127,7 +140,7 @@
           <w:rFonts w:ascii="Times New Roman" w:hAnsi="Times New Roman"/>
           <w:sz w:val="22"/>
         </w:rPr>
-        <w:t>On a rigorously source-disjoint fair 12-language benchmark (N=2,849), NeuralShield demonstrates statistical parity in Macro-F1 with the premier commercial guardrail (Patronus Wolf Defender: 84.86% vs. 84.23%, overlapping 95% cluster-bootstrap confidence intervals), while achieving decisive recall superiority on native non-translated corpora (+34.4 pp on native Turkish; AUC 0.890 vs. 0.631 on native Cyrillic Russian).</w:t>
+        <w:t>On a rigorously source-disjoint fair 12-language benchmark (N=2,849), NeuralShield demonstrates statistical parity in Macro-F1 with a commercial guardrail (Patronus Wolf Defender: 84.86% vs. 84.23%, overlapping 95% cluster-bootstrap confidence intervals), while achieving higher recall on native non-translated corpora (+34.4 pp on native Turkish; AUC 0.890 vs. 0.631 on native Cyrillic Russian).</w:t>
       </w:r>
     </w:p>
     <w:p>
@@ -148,7 +161,7 @@
           <w:rFonts w:ascii="Times New Roman" w:hAnsi="Times New Roman"/>
           <w:sz w:val="22"/>
         </w:rPr>
-        <w:t>Empirical red-teaming across 14 diverse LLMs (from 1.5B edge models to Tier-2 enterprise models and Tier-3 flagship models evaluated on TÜBİTAK ULAKBİM EVREN H200 supercomputing infrastructure) demonstrates a 100% block rate, driving attack success rates (ASR) from up to 40.59% (Mistral-7B-v0.3) to flat 0.00%.</w:t>
+        <w:t>Empirical red-teaming across 14 diverse LLMs (from 1.5B edge models to Tier-2 enterprise models and Tier-3 flagship models evaluated on TÜBİTAK ULAKBİM EVREN H200 supercomputing infrastructure) blocked all 101 curated in-domain attacks, driving attack success rates (ASR) from up to 40.59% (Mistral-7B-v0.3) to flat 0.00%.</w:t>
       </w:r>
     </w:p>
     <w:p>
@@ -190,7 +203,7 @@
           <w:rFonts w:ascii="Times New Roman" w:hAnsi="Times New Roman"/>
           <w:sz w:val="22"/>
         </w:rPr>
-        <w:t>Full-sample (N=101) paired McNemar tests prove the absence of a statistically significant quantization effect (4-bit NF4 vs. uncompressed FP16 exhibit overlapping CIs, p=0.804 on Llama-3.1-8B), while demonstrating that aggressive system prompt hardening leaves 16.83% residual leakage and imposes an unacceptable 1.67% benign canary leakage on legitimate user traffic.</w:t>
+        <w:t>Full-sample (N=101) paired McNemar tests prove the absence of a statistically significant quantization effect (4-bit NF4 vs. uncompressed FP16 exhibit overlapping CIs, p=0.804 on Llama-3.1-8B), while demonstrating that aggressive system prompt hardening leaves 16.83% residual leakage and also produces 1.67% benign canary leakage on legitimate user traffic.</w:t>
       </w:r>
     </w:p>
     <w:p>
@@ -257,6 +270,9 @@
           <w:rFonts w:ascii="Times New Roman" w:hAnsi="Times New Roman"/>
           <w:sz w:val="22"/>
         </w:rPr>
+        <w:t>Please address all correspondence concerning this manuscript to me at 2211404051@ogr.mehmetakif.edu.tr.</w:t>
+        <w:br/>
+        <w:br/>
         <w:t>Thank you very much for your time, consideration, and management of the peer-review process.</w:t>
         <w:br/>
         <w:br/>

--- a/docs/CI_COVER_LETTER.docx
+++ b/docs/CI_COVER_LETTER.docx
@@ -140,7 +140,7 @@
           <w:rFonts w:ascii="Times New Roman" w:hAnsi="Times New Roman"/>
           <w:sz w:val="22"/>
         </w:rPr>
-        <w:t>On a rigorously source-disjoint fair 12-language benchmark (N=2,849), NeuralShield demonstrates statistical parity in Macro-F1 with a commercial guardrail (Patronus Wolf Defender: 84.86% vs. 84.23%, overlapping 95% cluster-bootstrap confidence intervals), while achieving higher recall on native non-translated corpora (+34.4 pp on native Turkish; AUC 0.890 vs. 0.631 on native Cyrillic Russian).</w:t>
+        <w:t>On a source-disjoint fair 12-language benchmark (N=2,849), NeuralShield demonstrates statistical parity in Macro-F1 with a commercial guardrail (Patronus Wolf Defender: 84.86% vs. 84.23%, overlapping 95% cluster-bootstrap confidence intervals), while achieving higher recall on native non-translated corpora (+34.4 pp on native Turkish; AUC 0.890 vs. 0.631 on native Cyrillic Russian).</w:t>
       </w:r>
     </w:p>
     <w:p>
@@ -196,14 +196,14 @@
           <w:b/>
           <w:sz w:val="22"/>
         </w:rPr>
-        <w:t xml:space="preserve">• Reviewer-Proof Full-Pool Ablations: </w:t>
+        <w:t xml:space="preserve">• Full-Pool Paired Ablations: </w:t>
       </w:r>
       <w:r>
         <w:rPr>
           <w:rFonts w:ascii="Times New Roman" w:hAnsi="Times New Roman"/>
           <w:sz w:val="22"/>
         </w:rPr>
-        <w:t>Full-sample (N=101) paired McNemar tests prove the absence of a statistically significant quantization effect (4-bit NF4 vs. uncompressed FP16 exhibit overlapping CIs, p=0.804 on Llama-3.1-8B), while demonstrating that aggressive system prompt hardening leaves 16.83% residual leakage and also produces 1.67% benign canary leakage on legitimate user traffic.</w:t>
+        <w:t>Full-sample (N=101) paired McNemar tests find no statistically significant quantization effect (4-bit NF4 vs. uncompressed FP16 exhibit overlapping CIs, p=0.804 on Llama-3.1-8B), while demonstrating that aggressive system prompt hardening leaves 16.83% residual leakage and also produces 1.67% benign canary leakage on legitimate user traffic.</w:t>
       </w:r>
     </w:p>
     <w:p>
@@ -216,7 +216,7 @@
           <w:rFonts w:ascii="Times New Roman" w:hAnsi="Times New Roman"/>
           <w:sz w:val="22"/>
         </w:rPr>
-        <w:t>We believe this manuscript is ideally suited for Computers and Informatics, as it addresses core intersections of computer science, applied machine learning, software security, and robust computational engineering. The work presents both rigorous theoretical evaluation (cluster-bootstrap resampling, exact McNemar tests, Wilson score intervals) and practical systems engineering validated under real-world operational constraints.</w:t>
+        <w:t>We believe this manuscript is ideally suited for Computers and Informatics, as it addresses core intersections of computer science, applied machine learning, software security, and computational engineering. The work presents both statistical evaluation (cluster-bootstrap resampling, exact McNemar tests, Wilson score intervals) and practical systems engineering validated under real-world operational constraints.</w:t>
       </w:r>
     </w:p>
     <w:p>
@@ -256,7 +256,7 @@
         <w:br/>
         <w:t>3. The authors declare no competing financial interests or personal relationships that could have influenced the work.</w:t>
         <w:br/>
-        <w:t>4. All code artifacts, trained ONNX models, benchmark datasets, evaluation harnesses, and full per-item JSON outputs have been open-sourced and archived on GitHub (https://github.com/Mustafa-Caliskan/ai-soc-agent-lab) to guarantee absolute reproducibility.</w:t>
+        <w:t>4. All code artifacts, trained ONNX models, benchmark datasets, evaluation harnesses, and full per-item JSON outputs have been open-sourced and archived on GitHub (https://github.com/Mustafa-Caliskan/ai-soc-agent-lab) to support reproducibility.</w:t>
         <w:br/>
         <w:t>5. Blind review requirements have been fully respected: author names and affiliations have been strictly omitted from the main manuscript (docs/NeuralShield_CI_Manuscript.docx) and provided separately in the Title Page (docs/Title_Page.docx).</w:t>
       </w:r>

--- a/docs/CI_COVER_LETTER.docx
+++ b/docs/CI_COVER_LETTER.docx
@@ -46,7 +46,7 @@
           <w:b/>
           <w:sz w:val="22"/>
         </w:rPr>
-        <w:t>SUBJECT: Submission of Original Research Article — "NeuralShield: A Multilingual Multi-Layer Application Security Gateway for Large Language Models and Source-Disjoint Fair Evaluation"</w:t>
+        <w:t>SUBJECT: Submission of Original Research Article — "NeuralShield: A Multilingual Multi-Layer Security Gateway Against Prompt Injection and Data Exfiltration in Large Language Models"</w:t>
       </w:r>
     </w:p>
     <w:p>
@@ -72,7 +72,7 @@
           <w:rFonts w:ascii="Times New Roman" w:hAnsi="Times New Roman"/>
           <w:sz w:val="22"/>
         </w:rPr>
-        <w:t>On behalf of my co-author Prof. Dr. Ali Hakan IŞIK and myself, I am pleased to submit our original research manuscript entitled "NeuralShield: A Multilingual Multi-Layer Application Security Gateway for Large Language Models and Source-Disjoint Fair Evaluation" for consideration for publication as a Research Article in Computers and Informatics (C&amp;I).</w:t>
+        <w:t>On behalf of my co-author Prof. Dr. Ali Hakan IŞIK and myself, I am pleased to submit our original research manuscript entitled "NeuralShield: A Multilingual Multi-Layer Security Gateway Against Prompt Injection and Data Exfiltration in Large Language Models" for consideration for publication as a Research Article in Computers and Informatics (C&amp;I).</w:t>
       </w:r>
     </w:p>
     <w:p>

--- a/docs/CI_COVER_LETTER.docx
+++ b/docs/CI_COVER_LETTER.docx
@@ -161,7 +161,7 @@
           <w:rFonts w:ascii="Times New Roman" w:hAnsi="Times New Roman"/>
           <w:sz w:val="22"/>
         </w:rPr>
-        <w:t>Empirical red-teaming across 14 diverse LLMs (from 1.5B edge models to Tier-2 enterprise models and Tier-3 flagship models evaluated on TÜBİTAK ULAKBİM EVREN H200 supercomputing infrastructure) blocked all 101 curated in-domain attacks, driving attack success rates (ASR) from up to 40.59% (Mistral-7B-v0.3) to flat 0.00%.</w:t>
+        <w:t>Empirical red-teaming across 14 diverse LLMs (from 1.5B edge models to Tier-2 enterprise models and Tier-3 flagship models evaluated on an Enterprise NVIDIA H200 Supercomputing Cluster) blocked all 101 curated in-domain attacks, driving attack success rates (ASR) from up to 40.59% (Mistral-7B-v0.3) to flat 0.00%.</w:t>
       </w:r>
     </w:p>
     <w:p>
@@ -305,7 +305,7 @@
         <w:br/>
         <w:t>Prof. Dr. Ali Hakan IŞIK (Co-Author &amp; Academic Advisor)</w:t>
         <w:br/>
-        <w:t>Email: ahkan@mehmetakif.edu.tr | ORCID: 0000-0003-3561-9375</w:t>
+        <w:t>Email: ahakan@mehmetakif.edu.tr | ORCID: 0000-0003-3561-9375</w:t>
       </w:r>
     </w:p>
     <w:sectPr>

--- a/docs/CI_COVER_LETTER.docx
+++ b/docs/CI_COVER_LETTER.docx
@@ -32,7 +32,7 @@
         <w:br/>
         <w:t>DergiPark Academic Publishing, Türkiye</w:t>
         <w:br/>
-        <w:t>ISSN: 2757-8259 | Web: https://dergipark.org.tr/en/pub/ci</w:t>
+        <w:t>e-ISSN: 2757-8259 | Web: https://dergipark.org.tr/en/pub/ci</w:t>
       </w:r>
     </w:p>
     <w:p>
@@ -85,7 +85,7 @@
           <w:rFonts w:ascii="Times New Roman" w:hAnsi="Times New Roman"/>
           <w:sz w:val="22"/>
         </w:rPr>
-        <w:t>In this paper we show that locally deployed and API-served LLMs disclose secrets embedded in their system prompts, that a non-trivial share of this disclosure occurs only in the reasoning channel and is therefore invisible to output-only inspection, and that a four-layer peripheral gateway removes the leak without touching the model. This is significant because enterprises increasingly delegate operational credentials to LLM assistants while measuring safety on the final response alone.</w:t>
+        <w:t>In this paper we show that locally deployed and API-served LLMs disclose secrets embedded in their system prompts, that a non-trivial share of this disclosure occurs only in the reasoning channel and is therefore invisible to output-only inspection, and that a six-stage peripheral gateway removes the leak without touching the model. This is significant because enterprises increasingly delegate operational credentials to LLM assistants while measuring safety on the final response alone.</w:t>
       </w:r>
     </w:p>
     <w:p>
@@ -98,7 +98,7 @@
           <w:rFonts w:ascii="Times New Roman" w:hAnsi="Times New Roman"/>
           <w:sz w:val="22"/>
         </w:rPr>
-        <w:t>As Large Language Models (LLMs) are rapidly integrated into production environments—such as autonomous workflow agents and retrieval-augmented generation (RAG)—securing natural language interfaces against prompt injection, jailbreaking, and confidential data exfiltration has become a pressing software engineering challenge. Existing commercial and academic guardrails remain predominantly English-centric, fail to address sophisticated non-Latin and steganographic evasion vectors, and exhibit significant performance collapse on non-translated low-resource queries. Furthermore, our audit of conventional out-of-distribution (OOD) benchmarks revealed a pervasive 76.9% source-level overlap with training corpora, artificially inflating reported safety figures.</w:t>
+        <w:t>As Large Language Models (LLMs) are rapidly integrated into production environments—such as autonomous workflow agents and retrieval-augmented generation (RAG)—securing natural language interfaces against prompt injection, jailbreaking, and confidential data exfiltration has become a pressing software engineering challenge. Existing commercial and academic guardrails remain predominantly English-centric, fail to address sophisticated non-Latin and steganographic evasion vectors, and exhibit significant performance collapse on non-translated low-resource queries. Furthermore, our pre-registered audit of the legacy out-of-distribution (OOD) suite found that 89.25% of its items name a public training repository in their source field and 8.7% share at least one verbatim 8-gram with our training corpus, which is why the evaluation set was rebuilt on a source-disjoint basis.</w:t>
       </w:r>
     </w:p>
     <w:p>
@@ -119,7 +119,7 @@
           <w:rFonts w:ascii="Times New Roman" w:hAnsi="Times New Roman"/>
           <w:sz w:val="22"/>
         </w:rPr>
-        <w:t>In this work, we propose NeuralShield, a four-layer application security gateway (L0 Structural Normalizer, L1 Sub-millisecond Deterministic Regex, L2 12-Language mmBERT-base Transformer Classifier, and L3 Egress DLP Masker governed by an adaptive OR-Gate). NeuralShield runs entirely on commodity dual-thread CPU hardware with a median latency of ~50.6 ms (FP32 ONNX runtime), delivering high throughput without requiring expensive GPU infrastructure. Key scientific highlights include:</w:t>
+        <w:t>In this work, we propose NeuralShield, a gateway of six stages and five defensive controls (L0 structural normaliser, L1 sub-millisecond deterministic regex, L2 12-language mmBERT-base classifier, L3 OR-Gate arbiter, L4 target model, and L5 dual-stream egress DLP). NeuralShield runs entirely on commodity dual-thread CPU hardware with a median latency of ~50.6 ms (FP32 ONNX runtime), delivering high throughput without requiring expensive GPU infrastructure. Key scientific highlights include:</w:t>
       </w:r>
     </w:p>
     <w:p>
@@ -161,7 +161,7 @@
           <w:rFonts w:ascii="Times New Roman" w:hAnsi="Times New Roman"/>
           <w:sz w:val="22"/>
         </w:rPr>
-        <w:t>Empirical red-teaming across 14 diverse LLMs (from 1.5B edge models to Tier-2 enterprise models and Tier-3 flagship models evaluated on an Enterprise NVIDIA H200 Supercomputing Cluster) blocked all 101 curated in-domain attacks, driving attack success rates (ASR) from up to 40.59% (Mistral-7B-v0.3) to flat 0.00%.</w:t>
+        <w:t>Empirical red-teaming across 19 distinct model checkpoints (from 1.5B edge models to Tier-2 enterprise models, Tier-3 flagship models on an Enterprise NVIDIA H200 Supercomputing Cluster, three reasoning models, and two additional API models in a native Turkish suite) blocked all 101 curated in-domain attacks, driving attack success rates (ASR) from up to 40.59% (Mistral-7B-v0.3) to flat 0.00%.</w:t>
       </w:r>
     </w:p>
     <w:p>
@@ -256,7 +256,7 @@
         <w:br/>
         <w:t>3. The authors declare no competing financial interests or personal relationships that could have influenced the work.</w:t>
         <w:br/>
-        <w:t>4. All code artifacts, trained ONNX models, benchmark datasets, evaluation harnesses, and full per-item JSON outputs have been open-sourced and archived on GitHub (https://github.com/Mustafa-Caliskan/ai-soc-agent-lab) to support reproducibility.</w:t>
+        <w:t>4. All code artifacts, trained ONNX models, benchmark datasets and evaluation harnesses have been open-sourced and archived on GitHub (https://github.com/Mustafa-Caliskan/ai-soc-agent-lab) to support reproducibility.</w:t>
         <w:br/>
         <w:t>5. Blind review requirements have been fully respected: author names and affiliations have been strictly omitted from the main manuscript (docs/NeuralShield_CI_Manuscript.docx) and provided separately in the Title Page (docs/Title_Page.docx).</w:t>
       </w:r>

--- a/docs/CI_COVER_LETTER.docx
+++ b/docs/CI_COVER_LETTER.docx
@@ -161,7 +161,7 @@
           <w:rFonts w:ascii="Times New Roman" w:hAnsi="Times New Roman"/>
           <w:sz w:val="22"/>
         </w:rPr>
-        <w:t>Empirical red-teaming across 19 distinct model checkpoints (from 1.5B edge models to Tier-2 enterprise models, Tier-3 flagship models on an Enterprise NVIDIA H200 Supercomputing Cluster, three reasoning models, and two additional API models in a native Turkish suite) blocked all 101 curated in-domain attacks, driving attack success rates (ASR) from up to 40.59% (Mistral-7B-v0.3) to flat 0.00%.</w:t>
+        <w:t>Empirical red-teaming across 18 distinct model checkpoints in 19 endpoint entries (from 1.5B edge models to Tier-2 enterprise models, Tier-3 flagship models on an Enterprise NVIDIA H200 Supercomputing Cluster, three reasoning models, and one further API model added for the native Turkish suite; a retired DeepSeek-v4-Flash alias now routes to DeepSeek-v4.1-Flash) blocked all 101 curated in-domain attacks, driving attack success rates (ASR) from up to 40.59% (Mistral-7B-v0.3) to flat 0.00%.</w:t>
       </w:r>
     </w:p>
     <w:p>

--- a/docs/CI_COVER_LETTER.docx
+++ b/docs/CI_COVER_LETTER.docx
@@ -256,7 +256,7 @@
         <w:br/>
         <w:t>3. The authors declare no competing financial interests or personal relationships that could have influenced the work.</w:t>
         <w:br/>
-        <w:t>4. All code artifacts, trained ONNX models, benchmark datasets and evaluation harnesses have been open-sourced and archived on GitHub (https://github.com/Mustafa-Caliskan/ai-soc-agent-lab) to support reproducibility.</w:t>
+        <w:t>4. All code artifacts, trained ONNX models, benchmark datasets and evaluation harnesses have been open-sourced and archived on GitHub (https://github.com/Mustafa-Caliskan/ai-soc-agent-lab). Per-item outputs covering Tables 1-6 and 8-10 are released as JSON; for the native Turkish suite of Table 7 the released set comprises the prompt set, per-model and per-category metrics, SHA-256 run manifests, the thinking-toggle log and the SSE/HAR capture, with raw response transcripts retained under their hashed manifests.</w:t>
         <w:br/>
         <w:t>5. Blind review requirements have been fully respected: author names and affiliations have been strictly omitted from the main manuscript (docs/NeuralShield_CI_Manuscript.docx) and provided separately in the Title Page (docs/Title_Page.docx).</w:t>
       </w:r>

--- a/docs/CI_COVER_LETTER.docx
+++ b/docs/CI_COVER_LETTER.docx
@@ -12,7 +12,7 @@
           <w:rFonts w:ascii="Times New Roman" w:hAnsi="Times New Roman"/>
           <w:sz w:val="21"/>
         </w:rPr>
-        <w:t>Date: 26 October 2026</w:t>
+        <w:t>Date: 28 October 2026</w:t>
       </w:r>
     </w:p>
     <w:p>
@@ -51,7 +51,7 @@
     </w:p>
     <w:p>
       <w:pPr>
-        <w:spacing w:line="276" w:lineRule="auto" w:after="160" w:before="0"/>
+        <w:spacing w:line="269" w:lineRule="auto" w:after="160" w:before="0"/>
         <w:jc w:val="left"/>
       </w:pPr>
       <w:r>
@@ -64,7 +64,7 @@
     </w:p>
     <w:p>
       <w:pPr>
-        <w:spacing w:line="276" w:lineRule="auto" w:after="120" w:before="0"/>
+        <w:spacing w:line="269" w:lineRule="auto" w:after="80" w:before="0"/>
         <w:jc w:val="both"/>
       </w:pPr>
       <w:r>
@@ -77,7 +77,7 @@
     </w:p>
     <w:p>
       <w:pPr>
-        <w:spacing w:line="276" w:lineRule="auto" w:after="120" w:before="0"/>
+        <w:spacing w:line="269" w:lineRule="auto" w:after="80" w:before="0"/>
         <w:jc w:val="both"/>
       </w:pPr>
       <w:r>
@@ -90,7 +90,7 @@
     </w:p>
     <w:p>
       <w:pPr>
-        <w:spacing w:line="276" w:lineRule="auto" w:after="120" w:before="0"/>
+        <w:spacing w:line="269" w:lineRule="auto" w:after="80" w:before="0"/>
         <w:jc w:val="both"/>
       </w:pPr>
       <w:r>
@@ -103,7 +103,7 @@
     </w:p>
     <w:p>
       <w:pPr>
-        <w:spacing w:line="276" w:lineRule="auto" w:after="120" w:before="0"/>
+        <w:spacing w:line="269" w:lineRule="auto" w:after="80" w:before="0"/>
         <w:jc w:val="both"/>
       </w:pPr>
       <w:r>
@@ -124,7 +124,7 @@
     </w:p>
     <w:p>
       <w:pPr>
-        <w:spacing w:line="276" w:lineRule="auto" w:after="120" w:before="0"/>
+        <w:spacing w:line="269" w:lineRule="auto" w:after="80" w:before="0"/>
         <w:jc w:val="both"/>
       </w:pPr>
       <w:r>
@@ -145,7 +145,7 @@
     </w:p>
     <w:p>
       <w:pPr>
-        <w:spacing w:line="276" w:lineRule="auto" w:after="120" w:before="0"/>
+        <w:spacing w:line="269" w:lineRule="auto" w:after="80" w:before="0"/>
         <w:jc w:val="both"/>
       </w:pPr>
       <w:r>
@@ -166,7 +166,7 @@
     </w:p>
     <w:p>
       <w:pPr>
-        <w:spacing w:line="276" w:lineRule="auto" w:after="120" w:before="0"/>
+        <w:spacing w:line="269" w:lineRule="auto" w:after="80" w:before="0"/>
         <w:jc w:val="both"/>
       </w:pPr>
       <w:r>
@@ -187,7 +187,7 @@
     </w:p>
     <w:p>
       <w:pPr>
-        <w:spacing w:line="276" w:lineRule="auto" w:after="120" w:before="0"/>
+        <w:spacing w:line="269" w:lineRule="auto" w:after="80" w:before="0"/>
         <w:jc w:val="both"/>
       </w:pPr>
       <w:r>
@@ -208,7 +208,7 @@
     </w:p>
     <w:p>
       <w:pPr>
-        <w:spacing w:line="276" w:lineRule="auto" w:after="120" w:before="0"/>
+        <w:spacing w:line="269" w:lineRule="auto" w:after="80" w:before="0"/>
         <w:jc w:val="both"/>
       </w:pPr>
       <w:r>
@@ -221,7 +221,7 @@
     </w:p>
     <w:p>
       <w:pPr>
-        <w:spacing w:line="276" w:lineRule="auto" w:after="80" w:before="0"/>
+        <w:spacing w:line="269" w:lineRule="auto" w:after="80" w:before="0"/>
         <w:jc w:val="both"/>
       </w:pPr>
       <w:r>
@@ -242,7 +242,7 @@
     </w:p>
     <w:p>
       <w:pPr>
-        <w:spacing w:line="276" w:lineRule="auto" w:after="240" w:before="0"/>
+        <w:spacing w:line="269" w:lineRule="auto" w:after="160" w:before="0"/>
         <w:jc w:val="both"/>
       </w:pPr>
       <w:r>
@@ -263,7 +263,7 @@
     </w:p>
     <w:p>
       <w:pPr>
-        <w:spacing w:before="160" w:after="80"/>
+        <w:spacing w:before="80" w:after="40"/>
       </w:pPr>
       <w:r>
         <w:rPr>
@@ -281,7 +281,7 @@
     </w:p>
     <w:p>
       <w:pPr>
-        <w:spacing w:before="240" w:after="40"/>
+        <w:spacing w:before="80" w:after="40"/>
       </w:pPr>
       <w:r>
         <w:rPr>
